--- a/templates/study-authorization-form.docx
+++ b/templates/study-authorization-form.docx
@@ -344,24 +344,170 @@
           <w:szCs w:val="24"/>
         </w:rPr>
       </w:pPr>
-    </w:p>
-    <w:p>
-      <w:pPr>
-        <w:rPr>
-          <w:rFonts w:ascii="Tahoma" w:hAnsi="Tahoma" w:cs="Tahoma"/>
-          <w:b/>
-          <w:sz w:val="24"/>
-          <w:szCs w:val="24"/>
-        </w:rPr>
-      </w:pPr>
-      <w:r>
-        <w:rPr>
-          <w:rFonts w:ascii="Tahoma" w:hAnsi="Tahoma" w:cs="Tahoma"/>
-          <w:b/>
-          <w:sz w:val="24"/>
-          <w:szCs w:val="24"/>
-        </w:rPr>
-        <w:t>Contractor</w:t>
+      <w:r>
+        <w:rPr>
+          <w:rFonts w:ascii="Tahoma" w:hAnsi="Tahoma" w:cs="Tahoma"/>
+          <w:b/>
+          <w:sz w:val="24"/>
+          <w:szCs w:val="24"/>
+        </w:rPr>
+        <w:t>Contractor:</w:t>
+      </w:r>
+    </w:p>
+    <w:p>
+      <w:pPr>
+        <w:rPr>
+          <w:rFonts w:ascii="Tahoma" w:hAnsi="Tahoma" w:cs="Tahoma"/>
+          <w:sz w:val="24"/>
+          <w:szCs w:val="24"/>
+        </w:rPr>
+      </w:pPr>
+      <w:r>
+        <w:rPr>
+          <w:rFonts w:ascii="Tahoma" w:hAnsi="Tahoma" w:cs="Tahoma"/>
+          <w:b/>
+          <w:sz w:val="24"/>
+          <w:szCs w:val="24"/>
+        </w:rPr>
+        <w:t>Contractor’s Number:</w:t>
+      </w:r>
+    </w:p>
+    <w:p>
+      <w:pPr>
+        <w:rPr>
+          <w:rFonts w:ascii="Tahoma" w:hAnsi="Tahoma" w:cs="Tahoma"/>
+          <w:sz w:val="24"/>
+          <w:szCs w:val="24"/>
+        </w:rPr>
+      </w:pPr>
+      <w:r>
+        <w:rPr>
+          <w:rFonts w:ascii="Tahoma" w:hAnsi="Tahoma" w:cs="Tahoma"/>
+          <w:b/>
+          <w:sz w:val="24"/>
+          <w:szCs w:val="24"/>
+        </w:rPr>
+        <w:t>Invoice Number:</w:t>
+      </w:r>
+    </w:p>
+    <w:p>
+      <w:pPr>
+        <w:rPr>
+          <w:rFonts w:ascii="Tahoma" w:hAnsi="Tahoma" w:cs="Tahoma"/>
+          <w:sz w:val="24"/>
+          <w:szCs w:val="24"/>
+        </w:rPr>
+      </w:pPr>
+      <w:r>
+        <w:rPr>
+          <w:rFonts w:ascii="Tahoma" w:hAnsi="Tahoma" w:cs="Tahoma"/>
+          <w:b/>
+          <w:sz w:val="24"/>
+          <w:szCs w:val="24"/>
+        </w:rPr>
+        <w:t>Invoice Date:</w:t>
+      </w:r>
+    </w:p>
+    <w:p>
+      <w:pPr>
+        <w:rPr>
+          <w:rFonts w:ascii="Tahoma" w:hAnsi="Tahoma" w:cs="Tahoma"/>
+          <w:b/>
+          <w:sz w:val="24"/>
+          <w:szCs w:val="24"/>
+        </w:rPr>
+      </w:pPr>
+      <w:r>
+        <w:rPr>
+          <w:rFonts w:ascii="Tahoma" w:hAnsi="Tahoma" w:cs="Tahoma"/>
+          <w:b/>
+          <w:sz w:val="24"/>
+          <w:szCs w:val="24"/>
+        </w:rPr>
+        <w:t>Due Date:</w:t>
+      </w:r>
+    </w:p>
+    <w:p>
+      <w:pPr>
+        <w:rPr>
+          <w:rFonts w:ascii="Tahoma" w:hAnsi="Tahoma" w:cs="Tahoma"/>
+          <w:sz w:val="24"/>
+          <w:szCs w:val="24"/>
+        </w:rPr>
+      </w:pPr>
+      <w:r>
+        <w:rPr>
+          <w:rFonts w:ascii="Tahoma" w:hAnsi="Tahoma" w:cs="Tahoma"/>
+          <w:b/>
+          <w:sz w:val="24"/>
+          <w:szCs w:val="24"/>
+        </w:rPr>
+        <w:t>Testing Type:</w:t>
+      </w:r>
+    </w:p>
+    <w:p>
+      <w:pPr>
+        <w:rPr>
+          <w:rFonts w:ascii="Tahoma" w:hAnsi="Tahoma" w:cs="Tahoma"/>
+          <w:b/>
+          <w:sz w:val="24"/>
+          <w:szCs w:val="24"/>
+        </w:rPr>
+      </w:pPr>
+      <w:r>
+        <w:rPr>
+          <w:rFonts w:ascii="Tahoma" w:hAnsi="Tahoma" w:cs="Tahoma"/>
+          <w:b/>
+          <w:sz w:val="24"/>
+          <w:szCs w:val="24"/>
+        </w:rPr>
+        <w:t>Project Number/Name:</w:t>
+      </w:r>
+    </w:p>
+    <w:p>
+      <w:pPr>
+        <w:rPr>
+          <w:rFonts w:ascii="Tahoma" w:hAnsi="Tahoma" w:cs="Tahoma"/>
+          <w:sz w:val="24"/>
+          <w:szCs w:val="24"/>
+        </w:rPr>
+      </w:pPr>
+      <w:r>
+        <w:rPr>
+          <w:rFonts w:ascii="Tahoma" w:hAnsi="Tahoma" w:cs="Tahoma"/>
+          <w:b/>
+          <w:sz w:val="24"/>
+          <w:szCs w:val="24"/>
+        </w:rPr>
+        <w:t>Date Signed:</w:t>
+      </w:r>
+    </w:p>
+    <w:p>
+      <w:pPr>
+        <w:rPr>
+          <w:rFonts w:ascii="Tahoma" w:hAnsi="Tahoma" w:cs="Tahoma"/>
+          <w:b/>
+          <w:sz w:val="24"/>
+          <w:szCs w:val="24"/>
+        </w:rPr>
+      </w:pPr>
+      <w:r>
+        <w:rPr>
+          <w:rFonts w:ascii="Tahoma" w:hAnsi="Tahoma" w:cs="Tahoma"/>
+          <w:b/>
+          <w:sz w:val="24"/>
+          <w:szCs w:val="24"/>
+        </w:rPr>
+        <w:t xml:space="preserve">Total </w:t>
+      </w:r>
+      <w:r>
+        <w:rPr>
+          <w:rFonts w:ascii="Tahoma" w:hAnsi="Tahoma" w:cs="Tahoma"/>
+          <w:b/>
+          <w:sz w:val="24"/>
+          <w:szCs w:val="24"/>
+        </w:rPr>
+        <w:t>Project Cost</w:t>
       </w:r>
       <w:r>
         <w:rPr>
@@ -377,180 +523,6 @@
       <w:pPr>
         <w:rPr>
           <w:rFonts w:ascii="Tahoma" w:hAnsi="Tahoma" w:cs="Tahoma"/>
-          <w:sz w:val="24"/>
-          <w:szCs w:val="24"/>
-        </w:rPr>
-      </w:pPr>
-      <w:r>
-        <w:rPr>
-          <w:rFonts w:ascii="Tahoma" w:hAnsi="Tahoma" w:cs="Tahoma"/>
-          <w:b/>
-          <w:sz w:val="24"/>
-          <w:szCs w:val="24"/>
-        </w:rPr>
-        <w:t>Contractor’s Number:</w:t>
-      </w:r>
-    </w:p>
-    <w:p>
-      <w:pPr>
-        <w:rPr>
-          <w:rFonts w:ascii="Tahoma" w:hAnsi="Tahoma" w:cs="Tahoma"/>
-          <w:sz w:val="24"/>
-          <w:szCs w:val="24"/>
-        </w:rPr>
-      </w:pPr>
-      <w:r>
-        <w:rPr>
-          <w:rFonts w:ascii="Tahoma" w:hAnsi="Tahoma" w:cs="Tahoma"/>
-          <w:b/>
-          <w:sz w:val="24"/>
-          <w:szCs w:val="24"/>
-        </w:rPr>
-        <w:t>Invoice Number:</w:t>
-      </w:r>
-    </w:p>
-    <w:p>
-      <w:pPr>
-        <w:rPr>
-          <w:rFonts w:ascii="Tahoma" w:hAnsi="Tahoma" w:cs="Tahoma"/>
-          <w:sz w:val="24"/>
-          <w:szCs w:val="24"/>
-        </w:rPr>
-      </w:pPr>
-      <w:r>
-        <w:rPr>
-          <w:rFonts w:ascii="Tahoma" w:hAnsi="Tahoma" w:cs="Tahoma"/>
-          <w:b/>
-          <w:sz w:val="24"/>
-          <w:szCs w:val="24"/>
-        </w:rPr>
-        <w:t>Invoice Date:</w:t>
-      </w:r>
-    </w:p>
-    <w:p>
-      <w:pPr>
-        <w:rPr>
-          <w:rFonts w:ascii="Tahoma" w:hAnsi="Tahoma" w:cs="Tahoma"/>
-          <w:b/>
-          <w:sz w:val="24"/>
-          <w:szCs w:val="24"/>
-        </w:rPr>
-      </w:pPr>
-      <w:r>
-        <w:rPr>
-          <w:rFonts w:ascii="Tahoma" w:hAnsi="Tahoma" w:cs="Tahoma"/>
-          <w:b/>
-          <w:sz w:val="24"/>
-          <w:szCs w:val="24"/>
-        </w:rPr>
-        <w:t>Due Date:</w:t>
-      </w:r>
-    </w:p>
-    <w:p>
-      <w:pPr>
-        <w:rPr>
-          <w:rFonts w:ascii="Tahoma" w:hAnsi="Tahoma" w:cs="Tahoma"/>
-          <w:sz w:val="24"/>
-          <w:szCs w:val="24"/>
-        </w:rPr>
-      </w:pPr>
-      <w:r>
-        <w:rPr>
-          <w:rFonts w:ascii="Tahoma" w:hAnsi="Tahoma" w:cs="Tahoma"/>
-          <w:b/>
-          <w:sz w:val="24"/>
-          <w:szCs w:val="24"/>
-        </w:rPr>
-        <w:t>Testing Type:</w:t>
-      </w:r>
-    </w:p>
-    <w:p>
-      <w:pPr>
-        <w:rPr>
-          <w:rFonts w:ascii="Tahoma" w:hAnsi="Tahoma" w:cs="Tahoma"/>
-          <w:b/>
-          <w:sz w:val="24"/>
-          <w:szCs w:val="24"/>
-        </w:rPr>
-      </w:pPr>
-      <w:r>
-        <w:rPr>
-          <w:rFonts w:ascii="Tahoma" w:hAnsi="Tahoma" w:cs="Tahoma"/>
-          <w:b/>
-          <w:sz w:val="24"/>
-          <w:szCs w:val="24"/>
-        </w:rPr>
-        <w:t>Project Number/Name</w:t>
-      </w:r>
-      <w:r>
-        <w:rPr>
-          <w:rFonts w:ascii="Tahoma" w:hAnsi="Tahoma" w:cs="Tahoma"/>
-          <w:b/>
-          <w:sz w:val="24"/>
-          <w:szCs w:val="24"/>
-        </w:rPr>
-        <w:t>:</w:t>
-      </w:r>
-    </w:p>
-    <w:p>
-      <w:pPr>
-        <w:rPr>
-          <w:rFonts w:ascii="Tahoma" w:hAnsi="Tahoma" w:cs="Tahoma"/>
-          <w:sz w:val="24"/>
-          <w:szCs w:val="24"/>
-        </w:rPr>
-      </w:pPr>
-      <w:r>
-        <w:rPr>
-          <w:rFonts w:ascii="Tahoma" w:hAnsi="Tahoma" w:cs="Tahoma"/>
-          <w:b/>
-          <w:sz w:val="24"/>
-          <w:szCs w:val="24"/>
-        </w:rPr>
-        <w:t>Date Signed:</w:t>
-      </w:r>
-    </w:p>
-    <w:p>
-      <w:pPr>
-        <w:rPr>
-          <w:rFonts w:ascii="Tahoma" w:hAnsi="Tahoma" w:cs="Tahoma"/>
-          <w:b/>
-          <w:sz w:val="24"/>
-          <w:szCs w:val="24"/>
-        </w:rPr>
-      </w:pPr>
-      <w:r>
-        <w:rPr>
-          <w:rFonts w:ascii="Tahoma" w:hAnsi="Tahoma" w:cs="Tahoma"/>
-          <w:b/>
-          <w:sz w:val="24"/>
-          <w:szCs w:val="24"/>
-        </w:rPr>
-        <w:t xml:space="preserve">Total </w:t>
-      </w:r>
-      <w:r>
-        <w:rPr>
-          <w:rFonts w:ascii="Tahoma" w:hAnsi="Tahoma" w:cs="Tahoma"/>
-          <w:b/>
-          <w:sz w:val="24"/>
-          <w:szCs w:val="24"/>
-        </w:rPr>
-        <w:t>Project Cost</w:t>
-      </w:r>
-      <w:r>
-        <w:rPr>
-          <w:rFonts w:ascii="Tahoma" w:hAnsi="Tahoma" w:cs="Tahoma"/>
-          <w:b/>
-          <w:sz w:val="24"/>
-          <w:szCs w:val="24"/>
-        </w:rPr>
-        <w:t>:</w:t>
-      </w:r>
-    </w:p>
-    <w:p>
-      <w:pPr>
-        <w:rPr>
-          <w:rFonts w:ascii="Tahoma" w:hAnsi="Tahoma" w:cs="Tahoma"/>
           <w:b/>
           <w:sz w:val="24"/>
           <w:szCs w:val="24"/>
@@ -575,6 +547,7 @@
           <w:szCs w:val="24"/>
         </w:rPr>
       </w:pPr>
+      <w:proofErr w:type="gramStart"/>
       <w:r>
         <w:rPr>
           <w:rFonts w:ascii="Tahoma" w:hAnsi="Tahoma" w:cs="Tahoma"/>
@@ -584,6 +557,7 @@
         </w:rPr>
         <w:t>Board Approval Needed?</w:t>
       </w:r>
+      <w:proofErr w:type="gramEnd"/>
     </w:p>
     <w:p>
       <w:pPr>
@@ -606,16 +580,6 @@
           <w:szCs w:val="24"/>
         </w:rPr>
       </w:pPr>
-    </w:p>
-    <w:p>
-      <w:pPr>
-        <w:rPr>
-          <w:rFonts w:ascii="Tahoma" w:hAnsi="Tahoma" w:cs="Tahoma"/>
-          <w:b/>
-          <w:sz w:val="24"/>
-          <w:szCs w:val="24"/>
-        </w:rPr>
-      </w:pPr>
       <w:r>
         <w:rPr>
           <w:rFonts w:ascii="Tahoma" w:hAnsi="Tahoma" w:cs="Tahoma"/>
@@ -663,26 +627,6 @@
         </w:rPr>
         <w:t>Materials being tested:</w:t>
       </w:r>
-    </w:p>
-    <w:p>
-      <w:pPr>
-        <w:rPr>
-          <w:rFonts w:ascii="Tahoma" w:hAnsi="Tahoma" w:cs="Tahoma"/>
-          <w:b/>
-          <w:sz w:val="24"/>
-          <w:szCs w:val="24"/>
-        </w:rPr>
-      </w:pPr>
-    </w:p>
-    <w:p>
-      <w:pPr>
-        <w:rPr>
-          <w:rFonts w:ascii="Tahoma" w:hAnsi="Tahoma" w:cs="Tahoma"/>
-          <w:b/>
-          <w:sz w:val="24"/>
-          <w:szCs w:val="24"/>
-        </w:rPr>
-      </w:pPr>
     </w:p>
     <w:p>
       <w:pPr>
@@ -705,16 +649,6 @@
           <w:szCs w:val="24"/>
         </w:rPr>
       </w:pPr>
-    </w:p>
-    <w:p>
-      <w:pPr>
-        <w:rPr>
-          <w:rFonts w:ascii="Tahoma" w:hAnsi="Tahoma" w:cs="Tahoma"/>
-          <w:b/>
-          <w:sz w:val="24"/>
-          <w:szCs w:val="24"/>
-        </w:rPr>
-      </w:pPr>
       <w:r>
         <w:rPr>
           <w:rFonts w:ascii="Tahoma" w:hAnsi="Tahoma" w:cs="Tahoma"/>
@@ -724,22 +658,6 @@
         </w:rPr>
         <w:t>Other Notes:</w:t>
       </w:r>
-    </w:p>
-    <w:p>
-      <w:pPr>
-        <w:rPr>
-          <w:rFonts w:ascii="Tahoma" w:hAnsi="Tahoma" w:cs="Tahoma"/>
-          <w:b/>
-        </w:rPr>
-      </w:pPr>
-    </w:p>
-    <w:p>
-      <w:pPr>
-        <w:rPr>
-          <w:rFonts w:ascii="Tahoma" w:hAnsi="Tahoma" w:cs="Tahoma"/>
-          <w:b/>
-        </w:rPr>
-      </w:pPr>
     </w:p>
     <w:p>
       <w:pPr>

--- a/templates/study-authorization-form.docx
+++ b/templates/study-authorization-form.docx
@@ -162,16 +162,7 @@
           <w:sz w:val="24"/>
           <w:szCs w:val="24"/>
         </w:rPr>
-        <w:t>Repeat Dose</w:t>
-      </w:r>
-      <w:r>
-        <w:rPr>
-          <w:rFonts w:ascii="Tahoma" w:hAnsi="Tahoma" w:cs="Tahoma"/>
-          <w:b/>
-          <w:sz w:val="24"/>
-          <w:szCs w:val="24"/>
-        </w:rPr>
-        <w:t>/Reproduction</w:t>
+        <w:t xml:space="preserve">Repeat Dose/Reproduction</w:t>
       </w:r>
       <w:r>
         <w:rPr>
@@ -255,16 +246,7 @@
           <w:sz w:val="24"/>
           <w:szCs w:val="24"/>
         </w:rPr>
-        <w:t>Environmenta</w:t>
-      </w:r>
-      <w:r>
-        <w:rPr>
-          <w:rFonts w:ascii="Tahoma" w:hAnsi="Tahoma" w:cs="Tahoma"/>
-          <w:b/>
-          <w:sz w:val="24"/>
-          <w:szCs w:val="24"/>
-        </w:rPr>
-        <w:t>l</w:t>
+        <w:t xml:space="preserve">Environmental</w:t>
       </w:r>
     </w:p>
     <w:p>
@@ -284,16 +266,7 @@
           <w:sz w:val="24"/>
           <w:szCs w:val="24"/>
         </w:rPr>
-        <w:t>Exposu</w:t>
-      </w:r>
-      <w:r>
-        <w:rPr>
-          <w:rFonts w:ascii="Tahoma" w:hAnsi="Tahoma" w:cs="Tahoma"/>
-          <w:b/>
-          <w:sz w:val="24"/>
-          <w:szCs w:val="24"/>
-        </w:rPr>
-        <w:t>re</w:t>
+        <w:t xml:space="preserve">Exposure</w:t>
       </w:r>
       <w:r>
         <w:rPr>
